--- a/career/cv_cern_openlab.docx
+++ b/career/cv_cern_openlab.docx
@@ -157,19 +157,19 @@
         <w:t xml:space="preserve"> </w:t>
       </w:r>
       <w:r>
-        <w:t xml:space="preserve">documented environments, byte-identical reproduction runs). Seeking a scientific-computing or</w:t>
-      </w:r>
-      <w:r>
-        <w:t xml:space="preserve"> </w:t>
-      </w:r>
-      <w:r>
-        <w:t xml:space="preserve">ML-research internship (e.g. CERN openlab) to apply this experience to a real experiment’s software</w:t>
-      </w:r>
-      <w:r>
-        <w:t xml:space="preserve"> </w:t>
-      </w:r>
-      <w:r>
-        <w:t xml:space="preserve">stack — with an explicit interest in learning the HLS-synthesis step this project could not access.</w:t>
+        <w:t xml:space="preserve">documented environments, byte-identical reproduction runs). Seeking a CERN openlab summer-student</w:t>
+      </w:r>
+      <w:r>
+        <w:t xml:space="preserve"> </w:t>
+      </w:r>
+      <w:r>
+        <w:t xml:space="preserve">placement to apply this experience to a real experiment’s software stack — with an explicit</w:t>
+      </w:r>
+      <w:r>
+        <w:t xml:space="preserve"> </w:t>
+      </w:r>
+      <w:r>
+        <w:t xml:space="preserve">interest in learning the HLS-synthesis step this project could not access.</w:t>
       </w:r>
     </w:p>
     <w:bookmarkEnd w:id="20"/>
@@ -791,68 +791,6 @@
       </w:r>
       <w:r>
         <w:t xml:space="preserve">industry companies for a 20-member student-conference committee.</w:t>
-      </w:r>
-    </w:p>
-    <w:p>
-      <w:r>
-        <w:pict>
-          <v:rect style="width:0;height:1.5pt" o:hralign="center" o:hrstd="t" o:hr="t"/>
-        </w:pict>
-      </w:r>
-    </w:p>
-    <w:p>
-      <w:pPr>
-        <w:pStyle w:val="FirstParagraph"/>
-      </w:pPr>
-      <w:r>
-        <w:rPr>
-          <w:iCs/>
-          <w:i/>
-        </w:rPr>
-        <w:t xml:space="preserve">This CV is scoped to the research and scientific-computing evidence most relevant to CERN/openlab-type</w:t>
-      </w:r>
-      <w:r>
-        <w:rPr>
-          <w:iCs/>
-          <w:i/>
-        </w:rPr>
-        <w:t xml:space="preserve"> </w:t>
-      </w:r>
-      <w:r>
-        <w:rPr>
-          <w:iCs/>
-          <w:i/>
-        </w:rPr>
-        <w:t xml:space="preserve">roles. A broader software-engineering CV (including agentic-LLM application work) is available as</w:t>
-      </w:r>
-      <w:r>
-        <w:rPr>
-          <w:iCs/>
-          <w:i/>
-        </w:rPr>
-        <w:t xml:space="preserve"> </w:t>
-      </w:r>
-      <w:r>
-        <w:rPr>
-          <w:rStyle w:val="VerbatimChar"/>
-          <w:iCs/>
-          <w:i/>
-        </w:rPr>
-        <w:t xml:space="preserve">cv_research_ml.md</w:t>
-      </w:r>
-      <w:r>
-        <w:rPr>
-          <w:iCs/>
-          <w:i/>
-        </w:rPr>
-        <w:t xml:space="preserve"> </w:t>
-      </w:r>
-      <w:r>
-        <w:rPr>
-          <w:iCs/>
-          <w:i/>
-        </w:rPr>
-        <w:t xml:space="preserve">/ on request.</w:t>
       </w:r>
     </w:p>
     <w:bookmarkEnd w:id="25"/>

--- a/career/cv_cern_openlab.docx
+++ b/career/cv_cern_openlab.docx
@@ -735,10 +735,16 @@
           <w:bCs/>
           <w:b/>
         </w:rPr>
-        <w:t xml:space="preserve">Data Science Summer Intern — RemarkSkill (KSHITIJ, IIT Kharagpur)</w:t>
-      </w:r>
-      <w:r>
-        <w:t xml:space="preserve">, remote ·</w:t>
+        <w:t xml:space="preserve">Data Science Trainee — RemarkSkill</w:t>
+      </w:r>
+      <w:r>
+        <w:t xml:space="preserve">, via KSHITIJ (IIT Kharagpur’s techno-management festival),</w:t>
+      </w:r>
+      <w:r>
+        <w:t xml:space="preserve"> </w:t>
+      </w:r>
+      <w:r>
+        <w:t xml:space="preserve">remote ·</w:t>
       </w:r>
       <w:r>
         <w:t xml:space="preserve"> </w:t>
